--- a/transcribed_interviews/mexico_cesar_tapia_21-02-2024.docx
+++ b/transcribed_interviews/mexico_cesar_tapia_21-02-2024.docx
@@ -292,25 +292,6 @@
     </w:p>
     <w:p>
       <w:pPr>
-        <w:pStyle w:val="vlaz4d"/>
-        <w:shd w:val="clear" w:color="auto" w:fill="FFFFFF"/>
-        <w:spacing w:line="360" w:lineRule="atLeast"/>
-        <w:jc w:val="both"/>
-        <w:rPr>
-          <w:rFonts w:asciiTheme="minorHAnsi" w:hAnsiTheme="minorHAnsi"/>
-          <w:color w:val="0070C0"/>
-        </w:rPr>
-      </w:pPr>
-      <w:r>
-        <w:rPr>
-          <w:rFonts w:asciiTheme="minorHAnsi" w:hAnsiTheme="minorHAnsi"/>
-          <w:color w:val="0070C0"/>
-        </w:rPr>
-        <w:t>00:00</w:t>
-      </w:r>
-    </w:p>
-    <w:p>
-      <w:pPr>
         <w:spacing w:after="0" w:line="240" w:lineRule="auto"/>
         <w:jc w:val="both"/>
         <w:rPr>
@@ -866,25 +847,6 @@
         <w:jc w:val="both"/>
         <w:rPr>
           <w:rFonts w:eastAsia="Times New Roman" w:cs="Times New Roman"/>
-          <w:color w:val="0070C0"/>
-          <w:lang w:val="es-MX" w:eastAsia="es-MX"/>
-        </w:rPr>
-      </w:pPr>
-      <w:r>
-        <w:rPr>
-          <w:rFonts w:eastAsia="Times New Roman" w:cs="Times New Roman"/>
-          <w:color w:val="0070C0"/>
-          <w:lang w:val="es-MX" w:eastAsia="es-MX"/>
-        </w:rPr>
-        <w:t>01:45</w:t>
-      </w:r>
-    </w:p>
-    <w:p>
-      <w:pPr>
-        <w:spacing w:after="0" w:line="240" w:lineRule="auto"/>
-        <w:jc w:val="both"/>
-        <w:rPr>
-          <w:rFonts w:eastAsia="Times New Roman" w:cs="Times New Roman"/>
           <w:color w:val="0A0A0A"/>
           <w:lang w:val="es-MX" w:eastAsia="es-MX"/>
         </w:rPr>
@@ -1136,25 +1098,6 @@
         <w:jc w:val="both"/>
         <w:rPr>
           <w:rFonts w:eastAsia="Times New Roman" w:cs="Times New Roman"/>
-          <w:color w:val="0070C0"/>
-          <w:lang w:val="es-MX" w:eastAsia="es-MX"/>
-        </w:rPr>
-      </w:pPr>
-      <w:r>
-        <w:rPr>
-          <w:rFonts w:eastAsia="Times New Roman" w:cs="Times New Roman"/>
-          <w:color w:val="0070C0"/>
-          <w:lang w:val="es-MX" w:eastAsia="es-MX"/>
-        </w:rPr>
-        <w:t>02:48</w:t>
-      </w:r>
-    </w:p>
-    <w:p>
-      <w:pPr>
-        <w:spacing w:after="0" w:line="240" w:lineRule="auto"/>
-        <w:jc w:val="both"/>
-        <w:rPr>
-          <w:rFonts w:eastAsia="Times New Roman" w:cs="Times New Roman"/>
           <w:color w:val="0A0A0A"/>
           <w:lang w:val="es-MX" w:eastAsia="es-MX"/>
         </w:rPr>
@@ -1338,25 +1281,6 @@
           <w:lang w:val="es-MX" w:eastAsia="es-MX"/>
         </w:rPr>
       </w:pPr>
-    </w:p>
-    <w:p>
-      <w:pPr>
-        <w:spacing w:after="0" w:line="240" w:lineRule="auto"/>
-        <w:jc w:val="both"/>
-        <w:rPr>
-          <w:rFonts w:eastAsia="Times New Roman" w:cs="Times New Roman"/>
-          <w:color w:val="0070C0"/>
-          <w:lang w:val="es-MX" w:eastAsia="es-MX"/>
-        </w:rPr>
-      </w:pPr>
-      <w:r>
-        <w:rPr>
-          <w:rFonts w:eastAsia="Times New Roman" w:cs="Times New Roman"/>
-          <w:color w:val="0070C0"/>
-          <w:lang w:val="es-MX" w:eastAsia="es-MX"/>
-        </w:rPr>
-        <w:t>04:00</w:t>
-      </w:r>
     </w:p>
     <w:p>
       <w:pPr>
@@ -1592,105 +1516,631 @@
         <w:jc w:val="both"/>
         <w:rPr>
           <w:rFonts w:eastAsia="Times New Roman" w:cs="Times New Roman"/>
+          <w:color w:val="0A0A0A"/>
+          <w:lang w:val="es-MX" w:eastAsia="es-MX"/>
+        </w:rPr>
+      </w:pPr>
+    </w:p>
+    <w:p>
+      <w:pPr>
+        <w:spacing w:after="0" w:line="240" w:lineRule="auto"/>
+        <w:jc w:val="both"/>
+        <w:rPr>
+          <w:rFonts w:eastAsia="Times New Roman" w:cs="Times New Roman"/>
+          <w:color w:val="0A0A0A"/>
+          <w:lang w:val="es-MX" w:eastAsia="es-MX"/>
+        </w:rPr>
+      </w:pPr>
+      <w:r>
+        <w:rPr>
+          <w:rFonts w:eastAsia="Times New Roman" w:cs="Times New Roman"/>
+          <w:b/>
+          <w:bCs/>
+          <w:color w:val="0A0A0A"/>
+          <w:lang w:val="es-MX" w:eastAsia="es-MX"/>
+        </w:rPr>
+        <w:t>Alberto:</w:t>
+      </w:r>
+      <w:r>
+        <w:rPr>
+          <w:rFonts w:eastAsia="Times New Roman" w:cs="Times New Roman"/>
+          <w:color w:val="0A0A0A"/>
+          <w:lang w:val="es-MX" w:eastAsia="es-MX"/>
+        </w:rPr>
+        <w:t xml:space="preserve"> </w:t>
+      </w:r>
+      <w:r>
+        <w:rPr>
+          <w:rFonts w:eastAsia="Times New Roman" w:cs="Times New Roman"/>
+          <w:color w:val="0A0A0A"/>
+          <w:lang w:val="es-MX" w:eastAsia="es-MX"/>
+        </w:rPr>
+        <w:t>Doctor, y este planteamiento que francamente suena muy rico, muy pertinente para el momento que estamos viviendo</w:t>
+      </w:r>
+      <w:r>
+        <w:rPr>
+          <w:rFonts w:eastAsia="Times New Roman" w:cs="Times New Roman"/>
+          <w:color w:val="0A0A0A"/>
+          <w:lang w:val="es-MX" w:eastAsia="es-MX"/>
+        </w:rPr>
+        <w:t xml:space="preserve"> </w:t>
+      </w:r>
+      <w:r>
+        <w:rPr>
+          <w:rFonts w:eastAsia="Times New Roman" w:cs="Times New Roman"/>
+          <w:color w:val="0A0A0A"/>
+          <w:lang w:val="es-MX" w:eastAsia="es-MX"/>
+        </w:rPr>
+        <w:t>¿Qué efecto ha tenido en la región, en América Latina o en otros lugares? ¿En México es algo que ha permeado? ¿Cómo ve usted el panorama de esta vía de trabajo?</w:t>
+      </w:r>
+    </w:p>
+    <w:p>
+      <w:pPr>
+        <w:spacing w:after="0" w:line="240" w:lineRule="auto"/>
+        <w:jc w:val="both"/>
+        <w:rPr>
+          <w:rFonts w:eastAsia="Times New Roman" w:cs="Times New Roman"/>
+          <w:color w:val="0A0A0A"/>
+          <w:lang w:val="es-MX" w:eastAsia="es-MX"/>
+        </w:rPr>
+      </w:pPr>
+    </w:p>
+    <w:p>
+      <w:pPr>
+        <w:spacing w:after="0" w:line="240" w:lineRule="auto"/>
+        <w:jc w:val="both"/>
+        <w:rPr>
+          <w:rFonts w:eastAsia="Times New Roman" w:cs="Times New Roman"/>
+          <w:color w:val="0A0A0A"/>
+          <w:lang w:val="es-MX" w:eastAsia="es-MX"/>
+        </w:rPr>
+      </w:pPr>
+      <w:bookmarkStart w:id="0" w:name="_Int_25ffbWFt"/>
+      <w:r>
+        <w:rPr>
+          <w:rFonts w:eastAsia="Times New Roman" w:cs="Times New Roman"/>
+          <w:b/>
+          <w:bCs/>
+          <w:color w:val="0A0A0A"/>
+          <w:lang w:val="es-MX" w:eastAsia="es-MX"/>
+        </w:rPr>
+        <w:t>César:</w:t>
+      </w:r>
+      <w:r>
+        <w:rPr>
+          <w:rFonts w:eastAsia="Times New Roman" w:cs="Times New Roman"/>
+          <w:color w:val="0A0A0A"/>
+          <w:lang w:val="es-MX" w:eastAsia="es-MX"/>
+        </w:rPr>
+        <w:t xml:space="preserve"> </w:t>
+      </w:r>
+      <w:r>
+        <w:rPr>
+          <w:rFonts w:eastAsia="Times New Roman" w:cs="Times New Roman"/>
+          <w:color w:val="0A0A0A"/>
+          <w:lang w:val="es-MX" w:eastAsia="es-MX"/>
+        </w:rPr>
+        <w:t>Pues tanto permeó que se generó, les digo, ese cambio en un nuevo paradigma y se empezaron a incorporar indicadores sociales que después fueron equiparados a lo que eran los conceptos de desarrollo sustentable o estilos de vida saludable, también hoy muy de moda.</w:t>
+      </w:r>
+      <w:bookmarkEnd w:id="0"/>
+      <w:r>
+        <w:rPr>
+          <w:rFonts w:eastAsia="Times New Roman" w:cs="Times New Roman"/>
+          <w:color w:val="0A0A0A"/>
+          <w:lang w:val="es-MX" w:eastAsia="es-MX"/>
+        </w:rPr>
+        <w:t xml:space="preserve"> </w:t>
+      </w:r>
+      <w:bookmarkStart w:id="1" w:name="_Int_39wxH9dR"/>
+      <w:r>
+        <w:rPr>
+          <w:rFonts w:eastAsia="Times New Roman" w:cs="Times New Roman"/>
+          <w:color w:val="0A0A0A"/>
+          <w:lang w:val="es-MX" w:eastAsia="es-MX"/>
+        </w:rPr>
+        <w:t>Todos estos conceptos los estuvimos trabajando entre el 2000 y el 2008.</w:t>
+      </w:r>
+      <w:bookmarkEnd w:id="1"/>
+      <w:r>
+        <w:rPr>
+          <w:rFonts w:eastAsia="Times New Roman" w:cs="Times New Roman"/>
+          <w:color w:val="0A0A0A"/>
+          <w:lang w:val="es-MX" w:eastAsia="es-MX"/>
+        </w:rPr>
+        <w:t xml:space="preserve"> Pero no solo trabajándolo en construcción teórica, sino en demostración empírica.</w:t>
+      </w:r>
+      <w:r>
+        <w:rPr>
+          <w:rFonts w:eastAsia="Times New Roman" w:cs="Times New Roman"/>
+          <w:color w:val="0A0A0A"/>
+          <w:lang w:val="es-MX" w:eastAsia="es-MX"/>
+        </w:rPr>
+        <w:t xml:space="preserve"> </w:t>
+      </w:r>
+      <w:r>
+        <w:rPr>
+          <w:rFonts w:eastAsia="Times New Roman" w:cs="Times New Roman"/>
+          <w:color w:val="0A0A0A"/>
+          <w:lang w:val="es-MX" w:eastAsia="es-MX"/>
+        </w:rPr>
+        <w:t>Entonces, el impacto ha sido tal que muchos de esos estudios están siendo todavía replicados en muchos países del mundo.</w:t>
+      </w:r>
+      <w:r>
+        <w:rPr>
+          <w:rFonts w:eastAsia="Times New Roman" w:cs="Times New Roman"/>
+          <w:color w:val="0A0A0A"/>
+          <w:lang w:val="es-MX" w:eastAsia="es-MX"/>
+        </w:rPr>
+        <w:t xml:space="preserve"> </w:t>
+      </w:r>
+      <w:r>
+        <w:rPr>
+          <w:rFonts w:eastAsia="Times New Roman" w:cs="Times New Roman"/>
+          <w:color w:val="0A0A0A"/>
+          <w:lang w:val="es-MX" w:eastAsia="es-MX"/>
+        </w:rPr>
+        <w:t>Estudios que construimos desde Hermosillo y que probamos por muchas ciudades de México</w:t>
+      </w:r>
+      <w:r>
+        <w:rPr>
+          <w:rFonts w:eastAsia="Times New Roman" w:cs="Times New Roman"/>
+          <w:color w:val="0A0A0A"/>
+          <w:lang w:val="es-MX" w:eastAsia="es-MX"/>
+        </w:rPr>
+        <w:t xml:space="preserve"> e</w:t>
+      </w:r>
+      <w:r>
+        <w:rPr>
+          <w:rFonts w:eastAsia="Times New Roman" w:cs="Times New Roman"/>
+          <w:color w:val="0A0A0A"/>
+          <w:lang w:val="es-MX" w:eastAsia="es-MX"/>
+        </w:rPr>
+        <w:t>n esos, en ese primer, en la primera década del siglo, ¿no?</w:t>
+      </w:r>
+      <w:r>
+        <w:rPr>
+          <w:rFonts w:eastAsia="Times New Roman" w:cs="Times New Roman"/>
+          <w:color w:val="0A0A0A"/>
+          <w:lang w:val="es-MX" w:eastAsia="es-MX"/>
+        </w:rPr>
+        <w:t xml:space="preserve"> </w:t>
+      </w:r>
+      <w:r>
+        <w:rPr>
+          <w:rFonts w:eastAsia="Times New Roman" w:cs="Times New Roman"/>
+          <w:color w:val="0A0A0A"/>
+          <w:lang w:val="es-MX" w:eastAsia="es-MX"/>
+        </w:rPr>
+        <w:t>O sea, no es ni siquiera investigación nueva. Estamos hablando de investigación que hicimos entre el 2000 y el 2008, 2009</w:t>
+      </w:r>
+      <w:r>
+        <w:rPr>
+          <w:rFonts w:eastAsia="Times New Roman" w:cs="Times New Roman"/>
+          <w:color w:val="0A0A0A"/>
+          <w:lang w:val="es-MX" w:eastAsia="es-MX"/>
+        </w:rPr>
+        <w:t xml:space="preserve"> l</w:t>
+      </w:r>
+      <w:r>
+        <w:rPr>
+          <w:rFonts w:eastAsia="Times New Roman" w:cs="Times New Roman"/>
+          <w:color w:val="0A0A0A"/>
+          <w:lang w:val="es-MX" w:eastAsia="es-MX"/>
+        </w:rPr>
+        <w:t>o que hoy está de moda y que hoy ustedes identifican, ¿no?</w:t>
+      </w:r>
+    </w:p>
+    <w:p>
+      <w:pPr>
+        <w:spacing w:after="0" w:line="240" w:lineRule="auto"/>
+        <w:jc w:val="both"/>
+        <w:rPr>
+          <w:rFonts w:eastAsia="Times New Roman" w:cs="Times New Roman"/>
+          <w:color w:val="0A0A0A"/>
+          <w:lang w:val="es-MX" w:eastAsia="es-MX"/>
+        </w:rPr>
+      </w:pPr>
+      <w:r>
+        <w:rPr>
+          <w:rFonts w:eastAsia="Times New Roman" w:cs="Times New Roman"/>
+          <w:color w:val="0A0A0A"/>
+          <w:lang w:val="es-MX" w:eastAsia="es-MX"/>
+        </w:rPr>
+        <w:t>En estos conceptos del desarrollo y el fortalecimiento humano. Son conceptos que nosotros trabajamos con otra óptica, ¿no?</w:t>
+      </w:r>
+      <w:r>
+        <w:rPr>
+          <w:rFonts w:eastAsia="Times New Roman" w:cs="Times New Roman"/>
+          <w:color w:val="0A0A0A"/>
+          <w:lang w:val="es-MX" w:eastAsia="es-MX"/>
+        </w:rPr>
+        <w:t xml:space="preserve"> </w:t>
+      </w:r>
+      <w:r>
+        <w:rPr>
+          <w:rFonts w:eastAsia="Times New Roman" w:cs="Times New Roman"/>
+          <w:color w:val="0A0A0A"/>
+          <w:lang w:val="es-MX" w:eastAsia="es-MX"/>
+        </w:rPr>
+        <w:t xml:space="preserve">O con otra manera de integrarse, ¿no? </w:t>
+      </w:r>
+    </w:p>
+    <w:p>
+      <w:pPr>
+        <w:spacing w:after="0" w:line="240" w:lineRule="auto"/>
+        <w:jc w:val="both"/>
+        <w:rPr>
+          <w:rFonts w:eastAsia="Times New Roman" w:cs="Times New Roman"/>
+          <w:color w:val="0A0A0A"/>
+          <w:lang w:val="es-MX" w:eastAsia="es-MX"/>
+        </w:rPr>
+      </w:pPr>
+    </w:p>
+    <w:p>
+      <w:pPr>
+        <w:spacing w:after="0" w:line="240" w:lineRule="auto"/>
+        <w:jc w:val="both"/>
+        <w:rPr>
+          <w:rFonts w:eastAsia="Times New Roman" w:cs="Times New Roman"/>
+          <w:color w:val="0A0A0A"/>
+          <w:lang w:val="es-MX" w:eastAsia="es-MX"/>
+        </w:rPr>
+      </w:pPr>
+    </w:p>
+    <w:p>
+      <w:pPr>
+        <w:spacing w:after="0" w:line="240" w:lineRule="auto"/>
+        <w:jc w:val="both"/>
+        <w:rPr>
+          <w:rFonts w:eastAsia="Times New Roman" w:cs="Times New Roman"/>
+          <w:color w:val="0A0A0A"/>
+          <w:lang w:val="es-MX" w:eastAsia="es-MX"/>
+        </w:rPr>
+      </w:pPr>
+      <w:r>
+        <w:rPr>
+          <w:rFonts w:eastAsia="Times New Roman" w:cs="Times New Roman"/>
+          <w:b/>
+          <w:bCs/>
+          <w:color w:val="0A0A0A"/>
+          <w:lang w:val="es-MX" w:eastAsia="es-MX"/>
+        </w:rPr>
+        <w:t>César:</w:t>
+      </w:r>
+      <w:r>
+        <w:rPr>
+          <w:rFonts w:eastAsia="Times New Roman" w:cs="Times New Roman"/>
+          <w:color w:val="0A0A0A"/>
+          <w:lang w:val="es-MX" w:eastAsia="es-MX"/>
+        </w:rPr>
+        <w:t xml:space="preserve"> </w:t>
+      </w:r>
+      <w:r>
+        <w:rPr>
+          <w:rFonts w:eastAsia="Times New Roman" w:cs="Times New Roman"/>
+          <w:color w:val="0A0A0A"/>
+          <w:lang w:val="es-MX" w:eastAsia="es-MX"/>
+        </w:rPr>
+        <w:t xml:space="preserve">Hoy todo esto coincide con la psicología positiva de </w:t>
+      </w:r>
+      <w:r>
+        <w:rPr>
+          <w:rFonts w:eastAsia="Times New Roman" w:cs="Times New Roman"/>
+          <w:color w:val="0A0A0A"/>
+          <w:highlight w:val="yellow"/>
+          <w:lang w:val="es-MX" w:eastAsia="es-MX"/>
+        </w:rPr>
+        <w:t>Seligman</w:t>
+      </w:r>
+      <w:r>
+        <w:rPr>
+          <w:rFonts w:eastAsia="Times New Roman" w:cs="Times New Roman"/>
+          <w:color w:val="0A0A0A"/>
+          <w:lang w:val="es-MX" w:eastAsia="es-MX"/>
+        </w:rPr>
+        <w:t>. Hoy todo esto coincide con los objetivos del desarrollo sostenible.</w:t>
+      </w:r>
+      <w:r>
+        <w:rPr>
+          <w:rFonts w:eastAsia="Times New Roman" w:cs="Times New Roman"/>
+          <w:color w:val="0A0A0A"/>
+          <w:lang w:val="es-MX" w:eastAsia="es-MX"/>
+        </w:rPr>
+        <w:t xml:space="preserve"> </w:t>
+      </w:r>
+      <w:r>
+        <w:rPr>
+          <w:rFonts w:eastAsia="Times New Roman" w:cs="Times New Roman"/>
+          <w:color w:val="0A0A0A"/>
+          <w:lang w:val="es-MX" w:eastAsia="es-MX"/>
+        </w:rPr>
+        <w:t xml:space="preserve">Hoy todo esto coincide con las modas estas de la inclusión, la igualdad y el aprecio. Pero están en nuestros conceptos iniciales de investigación. Vaya, está en mi tesis doctoral. Sí, precisamente del tema. </w:t>
+      </w:r>
+    </w:p>
+    <w:p>
+      <w:pPr>
+        <w:spacing w:after="0" w:line="240" w:lineRule="auto"/>
+        <w:jc w:val="both"/>
+        <w:rPr>
+          <w:rFonts w:eastAsia="Times New Roman" w:cs="Times New Roman"/>
+          <w:color w:val="0A0A0A"/>
+          <w:lang w:val="es-MX" w:eastAsia="es-MX"/>
+        </w:rPr>
+      </w:pPr>
+    </w:p>
+    <w:p>
+      <w:pPr>
+        <w:spacing w:after="0" w:line="240" w:lineRule="auto"/>
+        <w:jc w:val="both"/>
+        <w:rPr>
+          <w:rFonts w:eastAsia="Times New Roman" w:cs="Times New Roman"/>
+          <w:color w:val="0A0A0A"/>
+          <w:lang w:val="es-MX" w:eastAsia="es-MX"/>
+        </w:rPr>
+      </w:pPr>
+      <w:r>
+        <w:rPr>
+          <w:rFonts w:eastAsia="Times New Roman" w:cs="Times New Roman"/>
+          <w:b/>
+          <w:bCs/>
+          <w:color w:val="0A0A0A"/>
+          <w:lang w:val="es-MX" w:eastAsia="es-MX"/>
+        </w:rPr>
+        <w:t>Alberto:</w:t>
+      </w:r>
+      <w:r>
+        <w:rPr>
+          <w:rFonts w:eastAsia="Times New Roman" w:cs="Times New Roman"/>
+          <w:color w:val="0A0A0A"/>
+          <w:lang w:val="es-MX" w:eastAsia="es-MX"/>
+        </w:rPr>
+        <w:t xml:space="preserve"> </w:t>
+      </w:r>
+      <w:r>
+        <w:rPr>
+          <w:rFonts w:eastAsia="Times New Roman" w:cs="Times New Roman"/>
+          <w:color w:val="0A0A0A"/>
+          <w:lang w:val="es-MX" w:eastAsia="es-MX"/>
+        </w:rPr>
+        <w:t>Doctor, justamente esto que usted señala ahora, de que ahora coincide, pues, con el impulso internacional que viene desde la psicología positiva</w:t>
+      </w:r>
+    </w:p>
+    <w:p>
+      <w:pPr>
+        <w:spacing w:after="0" w:line="240" w:lineRule="auto"/>
+        <w:jc w:val="both"/>
+        <w:rPr>
+          <w:rFonts w:eastAsia="Times New Roman" w:cs="Times New Roman"/>
+          <w:color w:val="0A0A0A"/>
+          <w:lang w:val="es-MX" w:eastAsia="es-MX"/>
+        </w:rPr>
+      </w:pPr>
+      <w:r>
+        <w:rPr>
+          <w:rFonts w:eastAsia="Times New Roman" w:cs="Times New Roman"/>
+          <w:color w:val="0A0A0A"/>
+          <w:lang w:val="es-MX" w:eastAsia="es-MX"/>
+        </w:rPr>
+        <w:t xml:space="preserve">o incluso desde los conceptos de </w:t>
+      </w:r>
+      <w:r>
+        <w:rPr>
+          <w:rFonts w:eastAsia="Times New Roman" w:cs="Times New Roman"/>
+          <w:color w:val="0A0A0A"/>
+          <w:highlight w:val="yellow"/>
+          <w:lang w:val="es-MX" w:eastAsia="es-MX"/>
+        </w:rPr>
+        <w:t>Noz, Aum y Zen</w:t>
+      </w:r>
+      <w:r>
+        <w:rPr>
+          <w:rFonts w:eastAsia="Times New Roman" w:cs="Times New Roman"/>
+          <w:color w:val="0A0A0A"/>
+          <w:lang w:val="es-MX" w:eastAsia="es-MX"/>
+        </w:rPr>
+        <w:t>, de las capabilidades y los funcionamientos y las... Pero ustedes, digamos, teóricamente, ¿cómo lo construyeron?</w:t>
+      </w:r>
+    </w:p>
+    <w:p>
+      <w:pPr>
+        <w:spacing w:after="0" w:line="240" w:lineRule="auto"/>
+        <w:jc w:val="both"/>
+        <w:rPr>
+          <w:rFonts w:eastAsia="Times New Roman" w:cs="Times New Roman"/>
+          <w:color w:val="0A0A0A"/>
+          <w:lang w:val="es-MX" w:eastAsia="es-MX"/>
+        </w:rPr>
+      </w:pPr>
+      <w:r>
+        <w:rPr>
+          <w:rFonts w:eastAsia="Times New Roman" w:cs="Times New Roman"/>
+          <w:color w:val="0A0A0A"/>
+          <w:lang w:val="es-MX" w:eastAsia="es-MX"/>
+        </w:rPr>
+        <w:t>¿Cuál sería el camino diferente que ustedes siguieron? Porque lo que queda claro es que ustedes no se subieron en algo que estuviera poniéndose... digamos, de moda en el ambiente académico internacional, sino es un trabajo que viene de más atrás.</w:t>
+      </w:r>
+    </w:p>
+    <w:p>
+      <w:pPr>
+        <w:spacing w:after="0" w:line="240" w:lineRule="auto"/>
+        <w:jc w:val="both"/>
+        <w:rPr>
+          <w:rFonts w:eastAsia="Times New Roman" w:cs="Times New Roman"/>
+          <w:color w:val="0A0A0A"/>
+          <w:lang w:val="es-MX" w:eastAsia="es-MX"/>
+        </w:rPr>
+      </w:pPr>
+      <w:r>
+        <w:rPr>
+          <w:rFonts w:eastAsia="Times New Roman" w:cs="Times New Roman"/>
+          <w:color w:val="0A0A0A"/>
+          <w:lang w:val="es-MX" w:eastAsia="es-MX"/>
+        </w:rPr>
+        <w:t xml:space="preserve">¿Cuál es esa trayectoria? </w:t>
+      </w:r>
+    </w:p>
+    <w:p>
+      <w:pPr>
+        <w:spacing w:after="0" w:line="240" w:lineRule="auto"/>
+        <w:jc w:val="both"/>
+        <w:rPr>
+          <w:rFonts w:eastAsia="Times New Roman" w:cs="Times New Roman"/>
+          <w:b/>
+          <w:bCs/>
+          <w:color w:val="0A0A0A"/>
+          <w:lang w:val="es-MX" w:eastAsia="es-MX"/>
+        </w:rPr>
+      </w:pPr>
+    </w:p>
+    <w:p>
+      <w:pPr>
+        <w:spacing w:after="0" w:line="240" w:lineRule="auto"/>
+        <w:jc w:val="both"/>
+        <w:rPr>
+          <w:rFonts w:eastAsia="Times New Roman" w:cs="Times New Roman"/>
+          <w:color w:val="0A0A0A"/>
+          <w:lang w:val="es-MX" w:eastAsia="es-MX"/>
+        </w:rPr>
+      </w:pPr>
+      <w:r>
+        <w:rPr>
+          <w:rFonts w:eastAsia="Times New Roman" w:cs="Times New Roman"/>
+          <w:b/>
+          <w:bCs/>
+          <w:color w:val="0A0A0A"/>
+          <w:lang w:val="es-MX" w:eastAsia="es-MX"/>
+        </w:rPr>
+        <w:t>César:</w:t>
+      </w:r>
+      <w:r>
+        <w:rPr>
+          <w:rFonts w:eastAsia="Times New Roman" w:cs="Times New Roman"/>
+          <w:color w:val="0A0A0A"/>
+          <w:lang w:val="es-MX" w:eastAsia="es-MX"/>
+        </w:rPr>
+        <w:t xml:space="preserve"> </w:t>
+      </w:r>
+      <w:r>
+        <w:rPr>
+          <w:rFonts w:eastAsia="Times New Roman" w:cs="Times New Roman"/>
+          <w:color w:val="0A0A0A"/>
+          <w:lang w:val="es-MX" w:eastAsia="es-MX"/>
+        </w:rPr>
+        <w:t>Bien, cuando estuvimos... Previo a lo que después se convirtió como un... llamémosle una escala bandera, que aparece en muchas publicaciones como conducta sustentable</w:t>
+      </w:r>
+      <w:r>
+        <w:rPr>
+          <w:rFonts w:eastAsia="Times New Roman" w:cs="Times New Roman"/>
+          <w:color w:val="0A0A0A"/>
+          <w:lang w:val="es-MX" w:eastAsia="es-MX"/>
+        </w:rPr>
+        <w:t xml:space="preserve">, </w:t>
+      </w:r>
+      <w:r>
+        <w:rPr>
+          <w:rFonts w:eastAsia="Times New Roman" w:cs="Times New Roman"/>
+          <w:color w:val="0A0A0A"/>
+          <w:lang w:val="es-MX" w:eastAsia="es-MX"/>
+        </w:rPr>
+        <w:t>previo a cuatro categorías de análisis que fueron las más potentes, que es equidad, altruismo, comportamiento proambiental y austeridad, qué son las que nos replican</w:t>
+      </w:r>
+      <w:r>
+        <w:rPr>
+          <w:rFonts w:eastAsia="Times New Roman" w:cs="Times New Roman"/>
+          <w:color w:val="0A0A0A"/>
+          <w:lang w:val="es-MX" w:eastAsia="es-MX"/>
+        </w:rPr>
+        <w:t xml:space="preserve">. </w:t>
+      </w:r>
+      <w:r>
+        <w:rPr>
+          <w:rFonts w:eastAsia="Times New Roman" w:cs="Times New Roman"/>
+          <w:color w:val="0A0A0A"/>
+          <w:lang w:val="es-MX" w:eastAsia="es-MX"/>
+        </w:rPr>
+        <w:t>Antes, para llegar a esas cuatro, investigamos como 14 o 16 categorías y todas tenían que ver con la interdependencia humana, o sea, con el papel del ser humano reconociéndose como parte de la naturaleza</w:t>
+      </w:r>
+      <w:r>
+        <w:rPr>
+          <w:rFonts w:eastAsia="Times New Roman" w:cs="Times New Roman"/>
+          <w:color w:val="0A0A0A"/>
+          <w:lang w:val="es-MX" w:eastAsia="es-MX"/>
+        </w:rPr>
+        <w:t xml:space="preserve"> y</w:t>
+      </w:r>
+      <w:r>
+        <w:rPr>
+          <w:rFonts w:eastAsia="Times New Roman" w:cs="Times New Roman"/>
+          <w:color w:val="0A0A0A"/>
+          <w:lang w:val="es-MX" w:eastAsia="es-MX"/>
+        </w:rPr>
+        <w:t xml:space="preserve"> entonces había un componente físico, el tradicional, el conservacionista, y nosotros incorporamos el componente social. Pero fue en esta...Fue circunstancial. En el sentido de que tanto Blanca Fraijo como un servidor no somos psicólogos, somos licenciados en educación. Y Víctor sí era psicólogo, sí es psicólogo.</w:t>
+      </w:r>
+      <w:r>
+        <w:rPr>
+          <w:rFonts w:eastAsia="Times New Roman" w:cs="Times New Roman"/>
+          <w:color w:val="0A0A0A"/>
+          <w:lang w:val="es-MX" w:eastAsia="es-MX"/>
+        </w:rPr>
+        <w:t xml:space="preserve"> </w:t>
+      </w:r>
+      <w:r>
+        <w:rPr>
+          <w:rFonts w:eastAsia="Times New Roman" w:cs="Times New Roman"/>
+          <w:color w:val="0A0A0A"/>
+          <w:lang w:val="es-MX" w:eastAsia="es-MX"/>
+        </w:rPr>
+        <w:t>Entonces, en este juego de interdisciplina hacia un trabajo tradicional de él como psicólogo ambiental, conservacionista,</w:t>
+      </w:r>
+      <w:r>
+        <w:rPr>
+          <w:rFonts w:eastAsia="Times New Roman" w:cs="Times New Roman"/>
+          <w:color w:val="0A0A0A"/>
+          <w:lang w:val="es-MX" w:eastAsia="es-MX"/>
+        </w:rPr>
+        <w:t xml:space="preserve"> </w:t>
+      </w:r>
+      <w:r>
+        <w:rPr>
+          <w:rFonts w:eastAsia="Times New Roman" w:cs="Times New Roman"/>
+          <w:color w:val="0A0A0A"/>
+          <w:lang w:val="es-MX" w:eastAsia="es-MX"/>
+        </w:rPr>
+        <w:t>entró una visión más social a lo que él ya hacía, ¿no?</w:t>
+      </w:r>
+    </w:p>
+    <w:p>
+      <w:pPr>
+        <w:spacing w:after="0" w:line="240" w:lineRule="auto"/>
+        <w:jc w:val="both"/>
+        <w:rPr>
+          <w:rFonts w:eastAsia="Times New Roman" w:cs="Times New Roman"/>
           <w:color w:val="0070C0"/>
           <w:lang w:val="es-MX" w:eastAsia="es-MX"/>
         </w:rPr>
       </w:pPr>
-      <w:r>
-        <w:rPr>
-          <w:rFonts w:eastAsia="Times New Roman" w:cs="Times New Roman"/>
-          <w:color w:val="0070C0"/>
-          <w:lang w:val="es-MX" w:eastAsia="es-MX"/>
-        </w:rPr>
-        <w:t>05:01</w:t>
-      </w:r>
-    </w:p>
-    <w:p>
-      <w:pPr>
-        <w:spacing w:after="0" w:line="240" w:lineRule="auto"/>
-        <w:jc w:val="both"/>
-        <w:rPr>
-          <w:rFonts w:eastAsia="Times New Roman" w:cs="Times New Roman"/>
-          <w:color w:val="0A0A0A"/>
-          <w:lang w:val="es-MX" w:eastAsia="es-MX"/>
-        </w:rPr>
-      </w:pPr>
-    </w:p>
-    <w:p>
-      <w:pPr>
-        <w:spacing w:after="0" w:line="240" w:lineRule="auto"/>
-        <w:jc w:val="both"/>
-        <w:rPr>
-          <w:rFonts w:eastAsia="Times New Roman" w:cs="Times New Roman"/>
-          <w:color w:val="0A0A0A"/>
-          <w:lang w:val="es-MX" w:eastAsia="es-MX"/>
-        </w:rPr>
-      </w:pPr>
-      <w:r>
-        <w:rPr>
-          <w:rFonts w:eastAsia="Times New Roman" w:cs="Times New Roman"/>
-          <w:b/>
-          <w:bCs/>
-          <w:color w:val="0A0A0A"/>
-          <w:lang w:val="es-MX" w:eastAsia="es-MX"/>
-        </w:rPr>
-        <w:t>Alberto:</w:t>
-      </w:r>
-      <w:r>
-        <w:rPr>
-          <w:rFonts w:eastAsia="Times New Roman" w:cs="Times New Roman"/>
-          <w:color w:val="0A0A0A"/>
-          <w:lang w:val="es-MX" w:eastAsia="es-MX"/>
-        </w:rPr>
-        <w:t xml:space="preserve"> </w:t>
-      </w:r>
-      <w:r>
-        <w:rPr>
-          <w:rFonts w:eastAsia="Times New Roman" w:cs="Times New Roman"/>
-          <w:color w:val="0A0A0A"/>
-          <w:lang w:val="es-MX" w:eastAsia="es-MX"/>
-        </w:rPr>
-        <w:t>Doctor, y este planteamiento que francamente suena muy rico, muy pertinente para el momento que estamos viviendo</w:t>
-      </w:r>
-      <w:r>
-        <w:rPr>
-          <w:rFonts w:eastAsia="Times New Roman" w:cs="Times New Roman"/>
-          <w:color w:val="0A0A0A"/>
-          <w:lang w:val="es-MX" w:eastAsia="es-MX"/>
-        </w:rPr>
-        <w:t xml:space="preserve"> </w:t>
-      </w:r>
-      <w:r>
-        <w:rPr>
-          <w:rFonts w:eastAsia="Times New Roman" w:cs="Times New Roman"/>
-          <w:color w:val="0A0A0A"/>
-          <w:lang w:val="es-MX" w:eastAsia="es-MX"/>
-        </w:rPr>
-        <w:t>¿Qué efecto ha tenido en la región, en América Latina o en otros lugares? ¿En México es algo que ha permeado? ¿Cómo ve usted el panorama de esta vía de trabajo?</w:t>
-      </w:r>
-    </w:p>
-    <w:p>
-      <w:pPr>
-        <w:spacing w:after="0" w:line="240" w:lineRule="auto"/>
-        <w:jc w:val="both"/>
-        <w:rPr>
-          <w:rFonts w:eastAsia="Times New Roman" w:cs="Times New Roman"/>
-          <w:color w:val="0A0A0A"/>
-          <w:lang w:val="es-MX" w:eastAsia="es-MX"/>
-        </w:rPr>
-      </w:pPr>
-    </w:p>
-    <w:p>
-      <w:pPr>
-        <w:spacing w:after="0" w:line="240" w:lineRule="auto"/>
-        <w:jc w:val="both"/>
-        <w:rPr>
-          <w:rFonts w:eastAsia="Times New Roman" w:cs="Times New Roman"/>
-          <w:color w:val="0A0A0A"/>
-          <w:lang w:val="es-MX" w:eastAsia="es-MX"/>
-        </w:rPr>
-      </w:pPr>
-      <w:bookmarkStart w:id="0" w:name="_Int_25ffbWFt"/>
+    </w:p>
+    <w:p>
+      <w:pPr>
+        <w:spacing w:after="0" w:line="240" w:lineRule="auto"/>
+        <w:jc w:val="both"/>
+        <w:rPr>
+          <w:rFonts w:eastAsia="Times New Roman" w:cs="Times New Roman"/>
+          <w:color w:val="0A0A0A"/>
+          <w:lang w:val="es-MX" w:eastAsia="es-MX"/>
+        </w:rPr>
+      </w:pPr>
+    </w:p>
+    <w:p>
+      <w:pPr>
+        <w:spacing w:after="0" w:line="240" w:lineRule="auto"/>
+        <w:jc w:val="both"/>
+        <w:rPr>
+          <w:rFonts w:eastAsia="Times New Roman" w:cs="Times New Roman"/>
+          <w:color w:val="0A0A0A"/>
+          <w:lang w:val="es-MX" w:eastAsia="es-MX"/>
+        </w:rPr>
+      </w:pPr>
       <w:r>
         <w:rPr>
           <w:rFonts w:eastAsia="Times New Roman" w:cs="Times New Roman"/>
@@ -1715,66 +2165,7 @@
           <w:color w:val="0A0A0A"/>
           <w:lang w:val="es-MX" w:eastAsia="es-MX"/>
         </w:rPr>
-        <w:t>Pues tanto permeó que se generó, les digo, ese cambio en un nuevo paradigma y se empezaron a incorporar indicadores sociales que después fueron equiparados a lo que eran los conceptos de desarrollo sustentable o estilos de vida saludable, también hoy muy de moda.</w:t>
-      </w:r>
-      <w:bookmarkEnd w:id="0"/>
-      <w:r>
-        <w:rPr>
-          <w:rFonts w:eastAsia="Times New Roman" w:cs="Times New Roman"/>
-          <w:color w:val="0A0A0A"/>
-          <w:lang w:val="es-MX" w:eastAsia="es-MX"/>
-        </w:rPr>
-        <w:t xml:space="preserve"> </w:t>
-      </w:r>
-      <w:bookmarkStart w:id="1" w:name="_Int_39wxH9dR"/>
-      <w:r>
-        <w:rPr>
-          <w:rFonts w:eastAsia="Times New Roman" w:cs="Times New Roman"/>
-          <w:color w:val="0A0A0A"/>
-          <w:lang w:val="es-MX" w:eastAsia="es-MX"/>
-        </w:rPr>
-        <w:t>Todos estos conceptos los estuvimos trabajando entre el 2000 y el 2008.</w:t>
-      </w:r>
-      <w:bookmarkEnd w:id="1"/>
-      <w:r>
-        <w:rPr>
-          <w:rFonts w:eastAsia="Times New Roman" w:cs="Times New Roman"/>
-          <w:color w:val="0A0A0A"/>
-          <w:lang w:val="es-MX" w:eastAsia="es-MX"/>
-        </w:rPr>
-        <w:t xml:space="preserve"> Pero no solo trabajándolo en construcción teórica, sino en demostración empírica.</w:t>
-      </w:r>
-      <w:r>
-        <w:rPr>
-          <w:rFonts w:eastAsia="Times New Roman" w:cs="Times New Roman"/>
-          <w:color w:val="0A0A0A"/>
-          <w:lang w:val="es-MX" w:eastAsia="es-MX"/>
-        </w:rPr>
-        <w:t xml:space="preserve"> </w:t>
-      </w:r>
-      <w:r>
-        <w:rPr>
-          <w:rFonts w:eastAsia="Times New Roman" w:cs="Times New Roman"/>
-          <w:color w:val="0A0A0A"/>
-          <w:lang w:val="es-MX" w:eastAsia="es-MX"/>
-        </w:rPr>
-        <w:t>Entonces, el impacto ha sido tal que muchos de esos estudios están siendo todavía replicados en muchos países del mundo.</w:t>
-      </w:r>
-      <w:r>
-        <w:rPr>
-          <w:rFonts w:eastAsia="Times New Roman" w:cs="Times New Roman"/>
-          <w:color w:val="0A0A0A"/>
-          <w:lang w:val="es-MX" w:eastAsia="es-MX"/>
-        </w:rPr>
-        <w:t xml:space="preserve"> </w:t>
-      </w:r>
-      <w:r>
-        <w:rPr>
-          <w:rFonts w:eastAsia="Times New Roman" w:cs="Times New Roman"/>
-          <w:color w:val="0A0A0A"/>
-          <w:lang w:val="es-MX" w:eastAsia="es-MX"/>
-        </w:rPr>
-        <w:t>Estudios que construimos desde Hermosillo y que probamos por muchas ciudades de México</w:t>
+        <w:t>Y se dio, simplemente se dio de manera natural</w:t>
       </w:r>
       <w:r>
         <w:rPr>
@@ -1790,389 +2181,26 @@
           <w:color w:val="0A0A0A"/>
           <w:lang w:val="es-MX" w:eastAsia="es-MX"/>
         </w:rPr>
-        <w:t>n esos, en ese primer, en la primera década del siglo, ¿no?</w:t>
-      </w:r>
-      <w:r>
-        <w:rPr>
-          <w:rFonts w:eastAsia="Times New Roman" w:cs="Times New Roman"/>
-          <w:color w:val="0A0A0A"/>
-          <w:lang w:val="es-MX" w:eastAsia="es-MX"/>
-        </w:rPr>
-        <w:t xml:space="preserve"> </w:t>
-      </w:r>
-      <w:r>
-        <w:rPr>
-          <w:rFonts w:eastAsia="Times New Roman" w:cs="Times New Roman"/>
-          <w:color w:val="0A0A0A"/>
-          <w:lang w:val="es-MX" w:eastAsia="es-MX"/>
-        </w:rPr>
-        <w:t>O sea, no es ni siquiera investigación nueva. Estamos hablando de investigación que hicimos entre el 2000 y el 2008, 2009</w:t>
-      </w:r>
-      <w:r>
-        <w:rPr>
-          <w:rFonts w:eastAsia="Times New Roman" w:cs="Times New Roman"/>
-          <w:color w:val="0A0A0A"/>
-          <w:lang w:val="es-MX" w:eastAsia="es-MX"/>
-        </w:rPr>
-        <w:t xml:space="preserve"> l</w:t>
-      </w:r>
-      <w:r>
-        <w:rPr>
-          <w:rFonts w:eastAsia="Times New Roman" w:cs="Times New Roman"/>
-          <w:color w:val="0A0A0A"/>
-          <w:lang w:val="es-MX" w:eastAsia="es-MX"/>
-        </w:rPr>
-        <w:t>o que hoy está de moda y que hoy ustedes identifican, ¿no?</w:t>
-      </w:r>
-    </w:p>
-    <w:p>
-      <w:pPr>
-        <w:spacing w:after="0" w:line="240" w:lineRule="auto"/>
-        <w:jc w:val="both"/>
-        <w:rPr>
-          <w:rFonts w:eastAsia="Times New Roman" w:cs="Times New Roman"/>
-          <w:color w:val="0A0A0A"/>
-          <w:lang w:val="es-MX" w:eastAsia="es-MX"/>
-        </w:rPr>
-      </w:pPr>
-      <w:r>
-        <w:rPr>
-          <w:rFonts w:eastAsia="Times New Roman" w:cs="Times New Roman"/>
-          <w:color w:val="0A0A0A"/>
-          <w:lang w:val="es-MX" w:eastAsia="es-MX"/>
-        </w:rPr>
-        <w:t>En estos conceptos del desarrollo y el fortalecimiento humano. Son conceptos que nosotros trabajamos con otra óptica, ¿no?</w:t>
-      </w:r>
-      <w:r>
-        <w:rPr>
-          <w:rFonts w:eastAsia="Times New Roman" w:cs="Times New Roman"/>
-          <w:color w:val="0A0A0A"/>
-          <w:lang w:val="es-MX" w:eastAsia="es-MX"/>
-        </w:rPr>
-        <w:t xml:space="preserve"> </w:t>
-      </w:r>
-      <w:r>
-        <w:rPr>
-          <w:rFonts w:eastAsia="Times New Roman" w:cs="Times New Roman"/>
-          <w:color w:val="0A0A0A"/>
-          <w:lang w:val="es-MX" w:eastAsia="es-MX"/>
-        </w:rPr>
-        <w:t xml:space="preserve">O con otra manera de integrarse, ¿no? </w:t>
-      </w:r>
-    </w:p>
-    <w:p>
-      <w:pPr>
-        <w:spacing w:after="0" w:line="240" w:lineRule="auto"/>
-        <w:jc w:val="both"/>
-        <w:rPr>
-          <w:rFonts w:eastAsia="Times New Roman" w:cs="Times New Roman"/>
-          <w:color w:val="0A0A0A"/>
-          <w:lang w:val="es-MX" w:eastAsia="es-MX"/>
-        </w:rPr>
-      </w:pPr>
-    </w:p>
-    <w:p>
-      <w:pPr>
-        <w:spacing w:after="0" w:line="240" w:lineRule="auto"/>
-        <w:jc w:val="both"/>
-        <w:rPr>
-          <w:rFonts w:eastAsia="Times New Roman" w:cs="Times New Roman"/>
-          <w:color w:val="0070C0"/>
-          <w:lang w:val="es-MX" w:eastAsia="es-MX"/>
-        </w:rPr>
-      </w:pPr>
-      <w:r>
-        <w:rPr>
-          <w:rFonts w:eastAsia="Times New Roman" w:cs="Times New Roman"/>
-          <w:color w:val="0070C0"/>
-          <w:lang w:val="es-MX" w:eastAsia="es-MX"/>
-        </w:rPr>
-        <w:t>06:33</w:t>
-      </w:r>
-    </w:p>
-    <w:p>
-      <w:pPr>
-        <w:spacing w:after="0" w:line="240" w:lineRule="auto"/>
-        <w:jc w:val="both"/>
-        <w:rPr>
-          <w:rFonts w:eastAsia="Times New Roman" w:cs="Times New Roman"/>
-          <w:color w:val="0A0A0A"/>
-          <w:lang w:val="es-MX" w:eastAsia="es-MX"/>
-        </w:rPr>
-      </w:pPr>
-    </w:p>
-    <w:p>
-      <w:pPr>
-        <w:spacing w:after="0" w:line="240" w:lineRule="auto"/>
-        <w:jc w:val="both"/>
-        <w:rPr>
-          <w:rFonts w:eastAsia="Times New Roman" w:cs="Times New Roman"/>
-          <w:color w:val="0A0A0A"/>
-          <w:lang w:val="es-MX" w:eastAsia="es-MX"/>
-        </w:rPr>
-      </w:pPr>
-      <w:r>
-        <w:rPr>
-          <w:rFonts w:eastAsia="Times New Roman" w:cs="Times New Roman"/>
-          <w:b/>
-          <w:bCs/>
-          <w:color w:val="0A0A0A"/>
-          <w:lang w:val="es-MX" w:eastAsia="es-MX"/>
-        </w:rPr>
-        <w:t>César:</w:t>
-      </w:r>
-      <w:r>
-        <w:rPr>
-          <w:rFonts w:eastAsia="Times New Roman" w:cs="Times New Roman"/>
-          <w:color w:val="0A0A0A"/>
-          <w:lang w:val="es-MX" w:eastAsia="es-MX"/>
-        </w:rPr>
-        <w:t xml:space="preserve"> </w:t>
-      </w:r>
-      <w:r>
-        <w:rPr>
-          <w:rFonts w:eastAsia="Times New Roman" w:cs="Times New Roman"/>
-          <w:color w:val="0A0A0A"/>
-          <w:lang w:val="es-MX" w:eastAsia="es-MX"/>
-        </w:rPr>
-        <w:t xml:space="preserve">Hoy todo esto coincide con la psicología positiva de </w:t>
-      </w:r>
-      <w:r>
-        <w:rPr>
-          <w:rFonts w:eastAsia="Times New Roman" w:cs="Times New Roman"/>
-          <w:color w:val="0A0A0A"/>
-          <w:highlight w:val="yellow"/>
-          <w:lang w:val="es-MX" w:eastAsia="es-MX"/>
-        </w:rPr>
-        <w:t>Seligman</w:t>
-      </w:r>
-      <w:r>
-        <w:rPr>
-          <w:rFonts w:eastAsia="Times New Roman" w:cs="Times New Roman"/>
-          <w:color w:val="0A0A0A"/>
-          <w:lang w:val="es-MX" w:eastAsia="es-MX"/>
-        </w:rPr>
-        <w:t>. Hoy todo esto coincide con los objetivos del desarrollo sostenible.</w:t>
-      </w:r>
-      <w:r>
-        <w:rPr>
-          <w:rFonts w:eastAsia="Times New Roman" w:cs="Times New Roman"/>
-          <w:color w:val="0A0A0A"/>
-          <w:lang w:val="es-MX" w:eastAsia="es-MX"/>
-        </w:rPr>
-        <w:t xml:space="preserve"> </w:t>
-      </w:r>
-      <w:r>
-        <w:rPr>
-          <w:rFonts w:eastAsia="Times New Roman" w:cs="Times New Roman"/>
-          <w:color w:val="0A0A0A"/>
-          <w:lang w:val="es-MX" w:eastAsia="es-MX"/>
-        </w:rPr>
-        <w:t xml:space="preserve">Hoy todo esto coincide con las modas estas de la inclusión, la igualdad y el aprecio. Pero están en nuestros conceptos iniciales de investigación. Vaya, está en mi tesis doctoral. Sí, precisamente del tema. </w:t>
-      </w:r>
-    </w:p>
-    <w:p>
-      <w:pPr>
-        <w:spacing w:after="0" w:line="240" w:lineRule="auto"/>
-        <w:jc w:val="both"/>
-        <w:rPr>
-          <w:rFonts w:eastAsia="Times New Roman" w:cs="Times New Roman"/>
-          <w:color w:val="0A0A0A"/>
-          <w:lang w:val="es-MX" w:eastAsia="es-MX"/>
-        </w:rPr>
-      </w:pPr>
-    </w:p>
-    <w:p>
-      <w:pPr>
-        <w:spacing w:after="0" w:line="240" w:lineRule="auto"/>
-        <w:jc w:val="both"/>
-        <w:rPr>
-          <w:rFonts w:eastAsia="Times New Roman" w:cs="Times New Roman"/>
-          <w:color w:val="0A0A0A"/>
-          <w:lang w:val="es-MX" w:eastAsia="es-MX"/>
-        </w:rPr>
-      </w:pPr>
-      <w:r>
-        <w:rPr>
-          <w:rFonts w:eastAsia="Times New Roman" w:cs="Times New Roman"/>
-          <w:b/>
-          <w:bCs/>
-          <w:color w:val="0A0A0A"/>
-          <w:lang w:val="es-MX" w:eastAsia="es-MX"/>
-        </w:rPr>
-        <w:t>Alberto:</w:t>
-      </w:r>
-      <w:r>
-        <w:rPr>
-          <w:rFonts w:eastAsia="Times New Roman" w:cs="Times New Roman"/>
-          <w:color w:val="0A0A0A"/>
-          <w:lang w:val="es-MX" w:eastAsia="es-MX"/>
-        </w:rPr>
-        <w:t xml:space="preserve"> </w:t>
-      </w:r>
-      <w:r>
-        <w:rPr>
-          <w:rFonts w:eastAsia="Times New Roman" w:cs="Times New Roman"/>
-          <w:color w:val="0A0A0A"/>
-          <w:lang w:val="es-MX" w:eastAsia="es-MX"/>
-        </w:rPr>
-        <w:t>Doctor, justamente esto que usted señala ahora, de que ahora coincide, pues, con el impulso internacional que viene desde la psicología positiva</w:t>
-      </w:r>
-    </w:p>
-    <w:p>
-      <w:pPr>
-        <w:spacing w:after="0" w:line="240" w:lineRule="auto"/>
-        <w:jc w:val="both"/>
-        <w:rPr>
-          <w:rFonts w:eastAsia="Times New Roman" w:cs="Times New Roman"/>
-          <w:color w:val="0A0A0A"/>
-          <w:lang w:val="es-MX" w:eastAsia="es-MX"/>
-        </w:rPr>
-      </w:pPr>
-      <w:r>
-        <w:rPr>
-          <w:rFonts w:eastAsia="Times New Roman" w:cs="Times New Roman"/>
-          <w:color w:val="0A0A0A"/>
-          <w:lang w:val="es-MX" w:eastAsia="es-MX"/>
-        </w:rPr>
-        <w:t xml:space="preserve">o incluso desde los conceptos de </w:t>
-      </w:r>
-      <w:r>
-        <w:rPr>
-          <w:rFonts w:eastAsia="Times New Roman" w:cs="Times New Roman"/>
-          <w:color w:val="0A0A0A"/>
-          <w:highlight w:val="yellow"/>
-          <w:lang w:val="es-MX" w:eastAsia="es-MX"/>
-        </w:rPr>
-        <w:t>Noz, Aum y Zen</w:t>
-      </w:r>
-      <w:r>
-        <w:rPr>
-          <w:rFonts w:eastAsia="Times New Roman" w:cs="Times New Roman"/>
-          <w:color w:val="0A0A0A"/>
-          <w:lang w:val="es-MX" w:eastAsia="es-MX"/>
-        </w:rPr>
-        <w:t>, de las capabilidades y los funcionamientos y las... Pero ustedes, digamos, teóricamente, ¿cómo lo construyeron?</w:t>
-      </w:r>
-    </w:p>
-    <w:p>
-      <w:pPr>
-        <w:spacing w:after="0" w:line="240" w:lineRule="auto"/>
-        <w:jc w:val="both"/>
-        <w:rPr>
-          <w:rFonts w:eastAsia="Times New Roman" w:cs="Times New Roman"/>
-          <w:color w:val="0A0A0A"/>
-          <w:lang w:val="es-MX" w:eastAsia="es-MX"/>
-        </w:rPr>
-      </w:pPr>
-      <w:r>
-        <w:rPr>
-          <w:rFonts w:eastAsia="Times New Roman" w:cs="Times New Roman"/>
-          <w:color w:val="0A0A0A"/>
-          <w:lang w:val="es-MX" w:eastAsia="es-MX"/>
-        </w:rPr>
-        <w:t>¿Cuál sería el camino diferente que ustedes siguieron? Porque lo que queda claro es que ustedes no se subieron en algo que estuviera poniéndose... digamos, de moda en el ambiente académico internacional, sino es un trabajo que viene de más atrás.</w:t>
-      </w:r>
-    </w:p>
-    <w:p>
-      <w:pPr>
-        <w:spacing w:after="0" w:line="240" w:lineRule="auto"/>
-        <w:jc w:val="both"/>
-        <w:rPr>
-          <w:rFonts w:eastAsia="Times New Roman" w:cs="Times New Roman"/>
-          <w:color w:val="0A0A0A"/>
-          <w:lang w:val="es-MX" w:eastAsia="es-MX"/>
-        </w:rPr>
-      </w:pPr>
-      <w:r>
-        <w:rPr>
-          <w:rFonts w:eastAsia="Times New Roman" w:cs="Times New Roman"/>
-          <w:color w:val="0A0A0A"/>
-          <w:lang w:val="es-MX" w:eastAsia="es-MX"/>
-        </w:rPr>
-        <w:t xml:space="preserve">¿Cuál es esa trayectoria? </w:t>
-      </w:r>
-    </w:p>
-    <w:p>
-      <w:pPr>
-        <w:spacing w:after="0" w:line="240" w:lineRule="auto"/>
-        <w:jc w:val="both"/>
-        <w:rPr>
-          <w:rFonts w:eastAsia="Times New Roman" w:cs="Times New Roman"/>
-          <w:b/>
-          <w:bCs/>
-          <w:color w:val="0A0A0A"/>
-          <w:lang w:val="es-MX" w:eastAsia="es-MX"/>
-        </w:rPr>
-      </w:pPr>
-    </w:p>
-    <w:p>
-      <w:pPr>
-        <w:spacing w:after="0" w:line="240" w:lineRule="auto"/>
-        <w:jc w:val="both"/>
-        <w:rPr>
-          <w:rFonts w:eastAsia="Times New Roman" w:cs="Times New Roman"/>
-          <w:color w:val="0A0A0A"/>
-          <w:lang w:val="es-MX" w:eastAsia="es-MX"/>
-        </w:rPr>
-      </w:pPr>
-      <w:r>
-        <w:rPr>
-          <w:rFonts w:eastAsia="Times New Roman" w:cs="Times New Roman"/>
-          <w:b/>
-          <w:bCs/>
-          <w:color w:val="0A0A0A"/>
-          <w:lang w:val="es-MX" w:eastAsia="es-MX"/>
-        </w:rPr>
-        <w:t>César:</w:t>
-      </w:r>
-      <w:r>
-        <w:rPr>
-          <w:rFonts w:eastAsia="Times New Roman" w:cs="Times New Roman"/>
-          <w:color w:val="0A0A0A"/>
-          <w:lang w:val="es-MX" w:eastAsia="es-MX"/>
-        </w:rPr>
-        <w:t xml:space="preserve"> </w:t>
-      </w:r>
-      <w:r>
-        <w:rPr>
-          <w:rFonts w:eastAsia="Times New Roman" w:cs="Times New Roman"/>
-          <w:color w:val="0A0A0A"/>
-          <w:lang w:val="es-MX" w:eastAsia="es-MX"/>
-        </w:rPr>
-        <w:t>Bien, cuando estuvimos... Previo a lo que después se convirtió como un... llamémosle una escala bandera, que aparece en muchas publicaciones como conducta sustentable</w:t>
-      </w:r>
-      <w:r>
-        <w:rPr>
-          <w:rFonts w:eastAsia="Times New Roman" w:cs="Times New Roman"/>
-          <w:color w:val="0A0A0A"/>
-          <w:lang w:val="es-MX" w:eastAsia="es-MX"/>
-        </w:rPr>
-        <w:t xml:space="preserve">, </w:t>
-      </w:r>
-      <w:r>
-        <w:rPr>
-          <w:rFonts w:eastAsia="Times New Roman" w:cs="Times New Roman"/>
-          <w:color w:val="0A0A0A"/>
-          <w:lang w:val="es-MX" w:eastAsia="es-MX"/>
-        </w:rPr>
-        <w:t>previo a cuatro categorías de análisis que fueron las más potentes, que es equidad, altruismo, comportamiento proambiental y austeridad, qué son las que nos replican</w:t>
-      </w:r>
-      <w:r>
-        <w:rPr>
-          <w:rFonts w:eastAsia="Times New Roman" w:cs="Times New Roman"/>
-          <w:color w:val="0A0A0A"/>
-          <w:lang w:val="es-MX" w:eastAsia="es-MX"/>
-        </w:rPr>
-        <w:t xml:space="preserve">. </w:t>
-      </w:r>
-      <w:r>
-        <w:rPr>
-          <w:rFonts w:eastAsia="Times New Roman" w:cs="Times New Roman"/>
-          <w:color w:val="0A0A0A"/>
-          <w:lang w:val="es-MX" w:eastAsia="es-MX"/>
-        </w:rPr>
-        <w:t>Antes, para llegar a esas cuatro, investigamos como 14 o 16 categorías y todas tenían que ver con la interdependencia humana, o sea, con el papel del ser humano reconociéndose como parte de la naturaleza</w:t>
+        <w:t>ste reconocimiento de que había algo más allá de la visión tradicional conservacionista. No les digo, lo que hicimos fue tal grado el paradigma que cambió la psicología ambiental en el mundo.</w:t>
+      </w:r>
+    </w:p>
+    <w:p>
+      <w:pPr>
+        <w:spacing w:after="0" w:line="240" w:lineRule="auto"/>
+        <w:jc w:val="both"/>
+        <w:rPr>
+          <w:rFonts w:eastAsia="Times New Roman" w:cs="Times New Roman"/>
+          <w:color w:val="0A0A0A"/>
+          <w:lang w:val="es-MX" w:eastAsia="es-MX"/>
+        </w:rPr>
+      </w:pPr>
+      <w:r>
+        <w:rPr>
+          <w:rFonts w:eastAsia="Times New Roman" w:cs="Times New Roman"/>
+          <w:color w:val="0A0A0A"/>
+          <w:lang w:val="es-MX" w:eastAsia="es-MX"/>
+        </w:rPr>
+        <w:t>Pero no fue construido con esa intención. Simplemente lo que nosotros nos proponíamos lo probábamos empíricamente. Estábamos siendo formados como investigadores de ciencia básica empíricos</w:t>
       </w:r>
       <w:r>
         <w:rPr>
@@ -2188,167 +2216,6 @@
           <w:color w:val="0A0A0A"/>
           <w:lang w:val="es-MX" w:eastAsia="es-MX"/>
         </w:rPr>
-        <w:t xml:space="preserve"> entonces había un componente físico, el tradicional, el conservacionista, y nosotros incorporamos el componente social. Pero fue en esta...Fue circunstancial. En el sentido de que tanto Blanca Fraijo como un servidor no somos psicólogos, somos licenciados en educación. Y Víctor sí era psicólogo, sí es psicólogo.</w:t>
-      </w:r>
-      <w:r>
-        <w:rPr>
-          <w:rFonts w:eastAsia="Times New Roman" w:cs="Times New Roman"/>
-          <w:color w:val="0A0A0A"/>
-          <w:lang w:val="es-MX" w:eastAsia="es-MX"/>
-        </w:rPr>
-        <w:t xml:space="preserve"> </w:t>
-      </w:r>
-      <w:r>
-        <w:rPr>
-          <w:rFonts w:eastAsia="Times New Roman" w:cs="Times New Roman"/>
-          <w:color w:val="0A0A0A"/>
-          <w:lang w:val="es-MX" w:eastAsia="es-MX"/>
-        </w:rPr>
-        <w:t>Entonces, en este juego de interdisciplina hacia un trabajo tradicional de él como psicólogo ambiental, conservacionista,</w:t>
-      </w:r>
-      <w:r>
-        <w:rPr>
-          <w:rFonts w:eastAsia="Times New Roman" w:cs="Times New Roman"/>
-          <w:color w:val="0A0A0A"/>
-          <w:lang w:val="es-MX" w:eastAsia="es-MX"/>
-        </w:rPr>
-        <w:t xml:space="preserve"> </w:t>
-      </w:r>
-      <w:r>
-        <w:rPr>
-          <w:rFonts w:eastAsia="Times New Roman" w:cs="Times New Roman"/>
-          <w:color w:val="0A0A0A"/>
-          <w:lang w:val="es-MX" w:eastAsia="es-MX"/>
-        </w:rPr>
-        <w:t>entró una visión más social a lo que él ya hacía, ¿no?</w:t>
-      </w:r>
-    </w:p>
-    <w:p>
-      <w:pPr>
-        <w:spacing w:after="0" w:line="240" w:lineRule="auto"/>
-        <w:jc w:val="both"/>
-        <w:rPr>
-          <w:rFonts w:eastAsia="Times New Roman" w:cs="Times New Roman"/>
-          <w:color w:val="0070C0"/>
-          <w:lang w:val="es-MX" w:eastAsia="es-MX"/>
-        </w:rPr>
-      </w:pPr>
-    </w:p>
-    <w:p>
-      <w:pPr>
-        <w:spacing w:after="0" w:line="240" w:lineRule="auto"/>
-        <w:jc w:val="both"/>
-        <w:rPr>
-          <w:rFonts w:eastAsia="Times New Roman" w:cs="Times New Roman"/>
-          <w:color w:val="0070C0"/>
-          <w:lang w:val="es-MX" w:eastAsia="es-MX"/>
-        </w:rPr>
-      </w:pPr>
-      <w:r>
-        <w:rPr>
-          <w:rFonts w:eastAsia="Times New Roman" w:cs="Times New Roman"/>
-          <w:color w:val="0070C0"/>
-          <w:lang w:val="es-MX" w:eastAsia="es-MX"/>
-        </w:rPr>
-        <w:t>08:51</w:t>
-      </w:r>
-    </w:p>
-    <w:p>
-      <w:pPr>
-        <w:spacing w:after="0" w:line="240" w:lineRule="auto"/>
-        <w:jc w:val="both"/>
-        <w:rPr>
-          <w:rFonts w:eastAsia="Times New Roman" w:cs="Times New Roman"/>
-          <w:color w:val="0A0A0A"/>
-          <w:lang w:val="es-MX" w:eastAsia="es-MX"/>
-        </w:rPr>
-      </w:pPr>
-    </w:p>
-    <w:p>
-      <w:pPr>
-        <w:spacing w:after="0" w:line="240" w:lineRule="auto"/>
-        <w:jc w:val="both"/>
-        <w:rPr>
-          <w:rFonts w:eastAsia="Times New Roman" w:cs="Times New Roman"/>
-          <w:color w:val="0A0A0A"/>
-          <w:lang w:val="es-MX" w:eastAsia="es-MX"/>
-        </w:rPr>
-      </w:pPr>
-      <w:r>
-        <w:rPr>
-          <w:rFonts w:eastAsia="Times New Roman" w:cs="Times New Roman"/>
-          <w:b/>
-          <w:bCs/>
-          <w:color w:val="0A0A0A"/>
-          <w:lang w:val="es-MX" w:eastAsia="es-MX"/>
-        </w:rPr>
-        <w:t>César:</w:t>
-      </w:r>
-      <w:r>
-        <w:rPr>
-          <w:rFonts w:eastAsia="Times New Roman" w:cs="Times New Roman"/>
-          <w:color w:val="0A0A0A"/>
-          <w:lang w:val="es-MX" w:eastAsia="es-MX"/>
-        </w:rPr>
-        <w:t xml:space="preserve"> </w:t>
-      </w:r>
-      <w:r>
-        <w:rPr>
-          <w:rFonts w:eastAsia="Times New Roman" w:cs="Times New Roman"/>
-          <w:color w:val="0A0A0A"/>
-          <w:lang w:val="es-MX" w:eastAsia="es-MX"/>
-        </w:rPr>
-        <w:t>Y se dio, simplemente se dio de manera natural</w:t>
-      </w:r>
-      <w:r>
-        <w:rPr>
-          <w:rFonts w:eastAsia="Times New Roman" w:cs="Times New Roman"/>
-          <w:color w:val="0A0A0A"/>
-          <w:lang w:val="es-MX" w:eastAsia="es-MX"/>
-        </w:rPr>
-        <w:t xml:space="preserve"> e</w:t>
-      </w:r>
-      <w:r>
-        <w:rPr>
-          <w:rFonts w:eastAsia="Times New Roman" w:cs="Times New Roman"/>
-          <w:color w:val="0A0A0A"/>
-          <w:lang w:val="es-MX" w:eastAsia="es-MX"/>
-        </w:rPr>
-        <w:t>ste reconocimiento de que había algo más allá de la visión tradicional conservacionista. No les digo, lo que hicimos fue tal grado el paradigma que cambió la psicología ambiental en el mundo.</w:t>
-      </w:r>
-    </w:p>
-    <w:p>
-      <w:pPr>
-        <w:spacing w:after="0" w:line="240" w:lineRule="auto"/>
-        <w:jc w:val="both"/>
-        <w:rPr>
-          <w:rFonts w:eastAsia="Times New Roman" w:cs="Times New Roman"/>
-          <w:color w:val="0A0A0A"/>
-          <w:lang w:val="es-MX" w:eastAsia="es-MX"/>
-        </w:rPr>
-      </w:pPr>
-      <w:r>
-        <w:rPr>
-          <w:rFonts w:eastAsia="Times New Roman" w:cs="Times New Roman"/>
-          <w:color w:val="0A0A0A"/>
-          <w:lang w:val="es-MX" w:eastAsia="es-MX"/>
-        </w:rPr>
-        <w:t>Pero no fue construido con esa intención. Simplemente lo que nosotros nos proponíamos lo probábamos empíricamente. Estábamos siendo formados como investigadores de ciencia básica empíricos</w:t>
-      </w:r>
-      <w:r>
-        <w:rPr>
-          <w:rFonts w:eastAsia="Times New Roman" w:cs="Times New Roman"/>
-          <w:color w:val="0A0A0A"/>
-          <w:lang w:val="es-MX" w:eastAsia="es-MX"/>
-        </w:rPr>
-        <w:t xml:space="preserve"> y</w:t>
-      </w:r>
-      <w:r>
-        <w:rPr>
-          <w:rFonts w:eastAsia="Times New Roman" w:cs="Times New Roman"/>
-          <w:color w:val="0A0A0A"/>
-          <w:lang w:val="es-MX" w:eastAsia="es-MX"/>
-        </w:rPr>
         <w:t xml:space="preserve"> todas nuestras escalas y lógicas de construcción no sólo fue teórica. Sino de demostración, ¿no?</w:t>
       </w:r>
     </w:p>
@@ -2410,25 +2277,6 @@
           <w:lang w:val="es-MX" w:eastAsia="es-MX"/>
         </w:rPr>
       </w:pPr>
-    </w:p>
-    <w:p>
-      <w:pPr>
-        <w:spacing w:after="0" w:line="240" w:lineRule="auto"/>
-        <w:jc w:val="both"/>
-        <w:rPr>
-          <w:rFonts w:eastAsia="Times New Roman" w:cs="Times New Roman"/>
-          <w:color w:val="0070C0"/>
-          <w:lang w:val="es-MX" w:eastAsia="es-MX"/>
-        </w:rPr>
-      </w:pPr>
-      <w:r>
-        <w:rPr>
-          <w:rFonts w:eastAsia="Times New Roman" w:cs="Times New Roman"/>
-          <w:color w:val="0070C0"/>
-          <w:lang w:val="es-MX" w:eastAsia="es-MX"/>
-        </w:rPr>
-        <w:t>09:51</w:t>
-      </w:r>
     </w:p>
     <w:p>
       <w:pPr>
@@ -2824,25 +2672,6 @@
         <w:jc w:val="both"/>
         <w:rPr>
           <w:rFonts w:eastAsia="Times New Roman" w:cs="Times New Roman"/>
-          <w:color w:val="0070C0"/>
-          <w:lang w:val="es-MX" w:eastAsia="es-MX"/>
-        </w:rPr>
-      </w:pPr>
-      <w:r>
-        <w:rPr>
-          <w:rFonts w:eastAsia="Times New Roman" w:cs="Times New Roman"/>
-          <w:color w:val="0070C0"/>
-          <w:lang w:val="es-MX" w:eastAsia="es-MX"/>
-        </w:rPr>
-        <w:t>10:35</w:t>
-      </w:r>
-    </w:p>
-    <w:p>
-      <w:pPr>
-        <w:spacing w:after="0" w:line="240" w:lineRule="auto"/>
-        <w:jc w:val="both"/>
-        <w:rPr>
-          <w:rFonts w:eastAsia="Times New Roman" w:cs="Times New Roman"/>
           <w:color w:val="0A0A0A"/>
           <w:lang w:val="es-MX" w:eastAsia="es-MX"/>
         </w:rPr>
@@ -3071,25 +2900,6 @@
           <w:lang w:val="es-MX" w:eastAsia="es-MX"/>
         </w:rPr>
       </w:pPr>
-    </w:p>
-    <w:p>
-      <w:pPr>
-        <w:spacing w:after="0" w:line="240" w:lineRule="auto"/>
-        <w:jc w:val="both"/>
-        <w:rPr>
-          <w:rFonts w:eastAsia="Times New Roman" w:cs="Times New Roman"/>
-          <w:color w:val="0070C0"/>
-          <w:lang w:val="es-MX" w:eastAsia="es-MX"/>
-        </w:rPr>
-      </w:pPr>
-      <w:r>
-        <w:rPr>
-          <w:rFonts w:eastAsia="Times New Roman" w:cs="Times New Roman"/>
-          <w:color w:val="0070C0"/>
-          <w:lang w:val="es-MX" w:eastAsia="es-MX"/>
-        </w:rPr>
-        <w:t>12:08</w:t>
-      </w:r>
     </w:p>
     <w:p>
       <w:pPr>
@@ -3396,25 +3206,6 @@
         <w:jc w:val="both"/>
         <w:rPr>
           <w:rFonts w:eastAsia="Times New Roman" w:cs="Times New Roman"/>
-          <w:color w:val="0070C0"/>
-          <w:lang w:val="es-MX" w:eastAsia="es-MX"/>
-        </w:rPr>
-      </w:pPr>
-      <w:r>
-        <w:rPr>
-          <w:rFonts w:eastAsia="Times New Roman" w:cs="Times New Roman"/>
-          <w:color w:val="0070C0"/>
-          <w:lang w:val="es-MX" w:eastAsia="es-MX"/>
-        </w:rPr>
-        <w:t>14:02</w:t>
-      </w:r>
-    </w:p>
-    <w:p>
-      <w:pPr>
-        <w:spacing w:after="0" w:line="240" w:lineRule="auto"/>
-        <w:jc w:val="both"/>
-        <w:rPr>
-          <w:rFonts w:eastAsia="Times New Roman" w:cs="Times New Roman"/>
           <w:color w:val="0A0A0A"/>
           <w:lang w:val="es-MX" w:eastAsia="es-MX"/>
         </w:rPr>
@@ -3717,25 +3508,6 @@
           <w:lang w:val="es-MX" w:eastAsia="es-MX"/>
         </w:rPr>
       </w:pPr>
-    </w:p>
-    <w:p>
-      <w:pPr>
-        <w:spacing w:after="0" w:line="240" w:lineRule="auto"/>
-        <w:jc w:val="both"/>
-        <w:rPr>
-          <w:rFonts w:eastAsia="Times New Roman" w:cs="Times New Roman"/>
-          <w:color w:val="0070C0"/>
-          <w:lang w:val="es-MX" w:eastAsia="es-MX"/>
-        </w:rPr>
-      </w:pPr>
-      <w:r>
-        <w:rPr>
-          <w:rFonts w:eastAsia="Times New Roman" w:cs="Times New Roman"/>
-          <w:color w:val="0070C0"/>
-          <w:lang w:val="es-MX" w:eastAsia="es-MX"/>
-        </w:rPr>
-        <w:t>15:39</w:t>
-      </w:r>
     </w:p>
     <w:p>
       <w:pPr>
@@ -3974,25 +3746,6 @@
         <w:jc w:val="both"/>
         <w:rPr>
           <w:rFonts w:eastAsia="Times New Roman" w:cs="Times New Roman"/>
-          <w:color w:val="0070C0"/>
-          <w:lang w:val="es-MX" w:eastAsia="es-MX"/>
-        </w:rPr>
-      </w:pPr>
-      <w:r>
-        <w:rPr>
-          <w:rFonts w:eastAsia="Times New Roman" w:cs="Times New Roman"/>
-          <w:color w:val="0070C0"/>
-          <w:lang w:val="es-MX" w:eastAsia="es-MX"/>
-        </w:rPr>
-        <w:t>17:11</w:t>
-      </w:r>
-    </w:p>
-    <w:p>
-      <w:pPr>
-        <w:spacing w:after="0" w:line="240" w:lineRule="auto"/>
-        <w:jc w:val="both"/>
-        <w:rPr>
-          <w:rFonts w:eastAsia="Times New Roman" w:cs="Times New Roman"/>
           <w:color w:val="0A0A0A"/>
           <w:lang w:val="es-MX" w:eastAsia="es-MX"/>
         </w:rPr>
@@ -4329,25 +4082,6 @@
         <w:jc w:val="both"/>
         <w:rPr>
           <w:rFonts w:eastAsia="Times New Roman" w:cs="Times New Roman"/>
-          <w:color w:val="0070C0"/>
-          <w:lang w:val="es-MX" w:eastAsia="es-MX"/>
-        </w:rPr>
-      </w:pPr>
-      <w:r>
-        <w:rPr>
-          <w:rFonts w:eastAsia="Times New Roman" w:cs="Times New Roman"/>
-          <w:color w:val="0070C0"/>
-          <w:lang w:val="es-MX" w:eastAsia="es-MX"/>
-        </w:rPr>
-        <w:t>18:53</w:t>
-      </w:r>
-    </w:p>
-    <w:p>
-      <w:pPr>
-        <w:spacing w:after="0" w:line="240" w:lineRule="auto"/>
-        <w:jc w:val="both"/>
-        <w:rPr>
-          <w:rFonts w:eastAsia="Times New Roman" w:cs="Times New Roman"/>
           <w:color w:val="0A0A0A"/>
           <w:lang w:val="es-MX" w:eastAsia="es-MX"/>
         </w:rPr>
@@ -4498,26 +4232,6 @@
         <w:jc w:val="both"/>
         <w:rPr>
           <w:rFonts w:eastAsia="Times New Roman" w:cs="Times New Roman"/>
-          <w:color w:val="0070C0"/>
-          <w:lang w:val="es-MX" w:eastAsia="es-MX"/>
-        </w:rPr>
-      </w:pPr>
-      <w:r>
-        <w:rPr>
-          <w:rFonts w:eastAsia="Times New Roman" w:cs="Times New Roman"/>
-          <w:color w:val="0070C0"/>
-          <w:lang w:val="es-MX" w:eastAsia="es-MX"/>
-        </w:rPr>
-        <w:lastRenderedPageBreak/>
-        <w:t>19:53</w:t>
-      </w:r>
-    </w:p>
-    <w:p>
-      <w:pPr>
-        <w:spacing w:after="0" w:line="240" w:lineRule="auto"/>
-        <w:jc w:val="both"/>
-        <w:rPr>
-          <w:rFonts w:eastAsia="Times New Roman" w:cs="Times New Roman"/>
           <w:color w:val="0A0A0A"/>
           <w:lang w:val="es-MX" w:eastAsia="es-MX"/>
         </w:rPr>
@@ -4689,25 +4403,6 @@
         <w:jc w:val="both"/>
         <w:rPr>
           <w:rFonts w:eastAsia="Times New Roman" w:cs="Times New Roman"/>
-          <w:color w:val="0070C0"/>
-          <w:lang w:val="es-MX" w:eastAsia="es-MX"/>
-        </w:rPr>
-      </w:pPr>
-      <w:r>
-        <w:rPr>
-          <w:rFonts w:eastAsia="Times New Roman" w:cs="Times New Roman"/>
-          <w:color w:val="0070C0"/>
-          <w:lang w:val="es-MX" w:eastAsia="es-MX"/>
-        </w:rPr>
-        <w:t>20:46</w:t>
-      </w:r>
-    </w:p>
-    <w:p>
-      <w:pPr>
-        <w:spacing w:after="0" w:line="240" w:lineRule="auto"/>
-        <w:jc w:val="both"/>
-        <w:rPr>
-          <w:rFonts w:eastAsia="Times New Roman" w:cs="Times New Roman"/>
           <w:color w:val="0A0A0A"/>
           <w:lang w:val="es-MX" w:eastAsia="es-MX"/>
         </w:rPr>
@@ -4966,25 +4661,6 @@
           <w:lang w:val="es-MX" w:eastAsia="es-MX"/>
         </w:rPr>
       </w:pPr>
-    </w:p>
-    <w:p>
-      <w:pPr>
-        <w:spacing w:after="0" w:line="240" w:lineRule="auto"/>
-        <w:jc w:val="both"/>
-        <w:rPr>
-          <w:rFonts w:eastAsia="Times New Roman" w:cs="Times New Roman"/>
-          <w:color w:val="0070C0"/>
-          <w:lang w:val="es-MX" w:eastAsia="es-MX"/>
-        </w:rPr>
-      </w:pPr>
-      <w:r>
-        <w:rPr>
-          <w:rFonts w:eastAsia="Times New Roman" w:cs="Times New Roman"/>
-          <w:color w:val="0070C0"/>
-          <w:lang w:val="es-MX" w:eastAsia="es-MX"/>
-        </w:rPr>
-        <w:t>22:15</w:t>
-      </w:r>
     </w:p>
     <w:p>
       <w:pPr>
@@ -5231,25 +4907,6 @@
         <w:jc w:val="both"/>
         <w:rPr>
           <w:rFonts w:eastAsia="Times New Roman" w:cs="Times New Roman"/>
-          <w:color w:val="0070C0"/>
-          <w:lang w:val="es-MX" w:eastAsia="es-MX"/>
-        </w:rPr>
-      </w:pPr>
-      <w:r>
-        <w:rPr>
-          <w:rFonts w:eastAsia="Times New Roman" w:cs="Times New Roman"/>
-          <w:color w:val="0070C0"/>
-          <w:lang w:val="es-MX" w:eastAsia="es-MX"/>
-        </w:rPr>
-        <w:t>23:36</w:t>
-      </w:r>
-    </w:p>
-    <w:p>
-      <w:pPr>
-        <w:spacing w:after="0" w:line="240" w:lineRule="auto"/>
-        <w:jc w:val="both"/>
-        <w:rPr>
-          <w:rFonts w:eastAsia="Times New Roman" w:cs="Times New Roman"/>
           <w:color w:val="0A0A0A"/>
           <w:lang w:val="es-MX" w:eastAsia="es-MX"/>
         </w:rPr>
@@ -5721,25 +5378,6 @@
         <w:jc w:val="both"/>
         <w:rPr>
           <w:rFonts w:eastAsia="Times New Roman" w:cs="Times New Roman"/>
-          <w:color w:val="0070C0"/>
-          <w:lang w:val="es-MX" w:eastAsia="es-MX"/>
-        </w:rPr>
-      </w:pPr>
-      <w:r>
-        <w:rPr>
-          <w:rFonts w:eastAsia="Times New Roman" w:cs="Times New Roman"/>
-          <w:color w:val="0070C0"/>
-          <w:lang w:val="es-MX" w:eastAsia="es-MX"/>
-        </w:rPr>
-        <w:t>25:47</w:t>
-      </w:r>
-    </w:p>
-    <w:p>
-      <w:pPr>
-        <w:spacing w:after="0" w:line="240" w:lineRule="auto"/>
-        <w:jc w:val="both"/>
-        <w:rPr>
-          <w:rFonts w:eastAsia="Times New Roman" w:cs="Times New Roman"/>
           <w:color w:val="0A0A0A"/>
           <w:lang w:val="es-MX" w:eastAsia="es-MX"/>
         </w:rPr>
@@ -5894,25 +5532,6 @@
           <w:lang w:val="es-MX" w:eastAsia="es-MX"/>
         </w:rPr>
       </w:pPr>
-    </w:p>
-    <w:p>
-      <w:pPr>
-        <w:spacing w:after="0" w:line="240" w:lineRule="auto"/>
-        <w:jc w:val="both"/>
-        <w:rPr>
-          <w:rFonts w:eastAsia="Times New Roman" w:cs="Times New Roman"/>
-          <w:color w:val="0070C0"/>
-          <w:lang w:val="es-MX" w:eastAsia="es-MX"/>
-        </w:rPr>
-      </w:pPr>
-      <w:r>
-        <w:rPr>
-          <w:rFonts w:eastAsia="Times New Roman" w:cs="Times New Roman"/>
-          <w:color w:val="0070C0"/>
-          <w:lang w:val="es-MX" w:eastAsia="es-MX"/>
-        </w:rPr>
-        <w:t xml:space="preserve">26:56 </w:t>
-      </w:r>
     </w:p>
     <w:p>
       <w:pPr>
@@ -6493,25 +6112,6 @@
         <w:jc w:val="both"/>
         <w:rPr>
           <w:rFonts w:eastAsia="Times New Roman" w:cs="Times New Roman"/>
-          <w:color w:val="0070C0"/>
-          <w:lang w:val="es-MX" w:eastAsia="es-MX"/>
-        </w:rPr>
-      </w:pPr>
-      <w:r>
-        <w:rPr>
-          <w:rFonts w:eastAsia="Times New Roman" w:cs="Times New Roman"/>
-          <w:color w:val="0070C0"/>
-          <w:lang w:val="es-MX" w:eastAsia="es-MX"/>
-        </w:rPr>
-        <w:t>29:52</w:t>
-      </w:r>
-    </w:p>
-    <w:p>
-      <w:pPr>
-        <w:spacing w:after="0" w:line="240" w:lineRule="auto"/>
-        <w:jc w:val="both"/>
-        <w:rPr>
-          <w:rFonts w:eastAsia="Times New Roman" w:cs="Times New Roman"/>
           <w:color w:val="0A0A0A"/>
           <w:lang w:val="es-MX" w:eastAsia="es-MX"/>
         </w:rPr>
@@ -6686,22 +6286,6 @@
           <w:lang w:val="es-MX"/>
         </w:rPr>
         <w:t>Vienen los de la Federación de Escuelas Particulares de Psicología de Colombia, que por cierto abrieron nódulos especiales de psicología ambiental.</w:t>
-      </w:r>
-    </w:p>
-    <w:p>
-      <w:pPr>
-        <w:jc w:val="both"/>
-        <w:rPr>
-          <w:color w:val="0070C0"/>
-          <w:lang w:val="es-MX"/>
-        </w:rPr>
-      </w:pPr>
-      <w:r>
-        <w:rPr>
-          <w:color w:val="0070C0"/>
-          <w:lang w:val="es-MX"/>
-        </w:rPr>
-        <w:t>31:22</w:t>
       </w:r>
     </w:p>
     <w:p>
@@ -6850,22 +6434,6 @@
       <w:pPr>
         <w:jc w:val="both"/>
         <w:rPr>
-          <w:color w:val="0070C0"/>
-          <w:lang w:val="es-MX"/>
-        </w:rPr>
-      </w:pPr>
-      <w:r>
-        <w:rPr>
-          <w:color w:val="0070C0"/>
-          <w:lang w:val="es-MX"/>
-        </w:rPr>
-        <w:t>32:23</w:t>
-      </w:r>
-    </w:p>
-    <w:p>
-      <w:pPr>
-        <w:jc w:val="both"/>
-        <w:rPr>
           <w:color w:val="0A0A0A"/>
           <w:lang w:val="es-MX"/>
         </w:rPr>
@@ -7068,22 +6636,6 @@
           <w:lang w:val="es-MX"/>
         </w:rPr>
         <w:t xml:space="preserve">Ya no humanos, sino los problemas de... De los seres vivos, ¿no? A ese nivel nos hemos transferido, pues. </w:t>
-      </w:r>
-    </w:p>
-    <w:p>
-      <w:pPr>
-        <w:jc w:val="both"/>
-        <w:rPr>
-          <w:color w:val="0070C0"/>
-          <w:lang w:val="es-MX"/>
-        </w:rPr>
-      </w:pPr>
-      <w:r>
-        <w:rPr>
-          <w:color w:val="0070C0"/>
-          <w:lang w:val="es-MX"/>
-        </w:rPr>
-        <w:t>33:40</w:t>
       </w:r>
     </w:p>
     <w:p>
@@ -7274,22 +6826,6 @@
       <w:pPr>
         <w:jc w:val="both"/>
         <w:rPr>
-          <w:color w:val="0070C0"/>
-          <w:lang w:val="es-MX"/>
-        </w:rPr>
-      </w:pPr>
-      <w:r>
-        <w:rPr>
-          <w:color w:val="0070C0"/>
-          <w:lang w:val="es-MX"/>
-        </w:rPr>
-        <w:t>35:17</w:t>
-      </w:r>
-    </w:p>
-    <w:p>
-      <w:pPr>
-        <w:jc w:val="both"/>
-        <w:rPr>
           <w:color w:val="0A0A0A"/>
           <w:lang w:val="es-MX"/>
         </w:rPr>
@@ -7492,22 +7028,6 @@
           <w:lang w:val="es-MX"/>
         </w:rPr>
         <w:t>No es un tema que atrae mucho el discurso científico, ¿no? Pero ustedes se atreven. ¿Cómo lo están entendiendo? ¿Qué importancia tiene? ¿Cómo colocarían esto en una agenda de investigación a futuro?</w:t>
-      </w:r>
-    </w:p>
-    <w:p>
-      <w:pPr>
-        <w:jc w:val="both"/>
-        <w:rPr>
-          <w:color w:val="0070C0"/>
-          <w:lang w:val="es-MX"/>
-        </w:rPr>
-      </w:pPr>
-      <w:r>
-        <w:rPr>
-          <w:color w:val="0070C0"/>
-          <w:lang w:val="es-MX"/>
-        </w:rPr>
-        <w:t>37:08</w:t>
       </w:r>
     </w:p>
     <w:p>
@@ -7624,22 +7144,6 @@
       <w:pPr>
         <w:jc w:val="both"/>
         <w:rPr>
-          <w:color w:val="0070C0"/>
-          <w:lang w:val="es-MX"/>
-        </w:rPr>
-      </w:pPr>
-      <w:r>
-        <w:rPr>
-          <w:color w:val="0070C0"/>
-          <w:lang w:val="es-MX"/>
-        </w:rPr>
-        <w:t>38:25</w:t>
-      </w:r>
-    </w:p>
-    <w:p>
-      <w:pPr>
-        <w:jc w:val="both"/>
-        <w:rPr>
           <w:color w:val="0A0A0A"/>
           <w:lang w:val="es-MX"/>
         </w:rPr>
@@ -7808,22 +7312,6 @@
       <w:pPr>
         <w:jc w:val="both"/>
         <w:rPr>
-          <w:color w:val="0070C0"/>
-          <w:lang w:val="es-MX"/>
-        </w:rPr>
-      </w:pPr>
-      <w:r>
-        <w:rPr>
-          <w:color w:val="0070C0"/>
-          <w:lang w:val="es-MX"/>
-        </w:rPr>
-        <w:t>40:06</w:t>
-      </w:r>
-    </w:p>
-    <w:p>
-      <w:pPr>
-        <w:jc w:val="both"/>
-        <w:rPr>
           <w:color w:val="0A0A0A"/>
           <w:lang w:val="es-MX"/>
         </w:rPr>
@@ -8138,22 +7626,6 @@
       <w:pPr>
         <w:jc w:val="both"/>
         <w:rPr>
-          <w:color w:val="0070C0"/>
-          <w:lang w:val="es-MX"/>
-        </w:rPr>
-      </w:pPr>
-      <w:r>
-        <w:rPr>
-          <w:color w:val="0070C0"/>
-          <w:lang w:val="es-MX"/>
-        </w:rPr>
-        <w:t>41:26</w:t>
-      </w:r>
-    </w:p>
-    <w:p>
-      <w:pPr>
-        <w:jc w:val="both"/>
-        <w:rPr>
           <w:color w:val="0A0A0A"/>
           <w:lang w:val="es-MX"/>
         </w:rPr>
@@ -8328,22 +7800,6 @@
           <w:lang w:val="es-MX"/>
         </w:rPr>
         <w:t xml:space="preserve">Pues... Hola, hola. Yo nada más quería... Ahondar un poquito más en la cuestión de las redes, de... Personas que estén vinculadas o que... Que...Estén generando una mayor capacidad de investigación en México. </w:t>
-      </w:r>
-    </w:p>
-    <w:p>
-      <w:pPr>
-        <w:jc w:val="both"/>
-        <w:rPr>
-          <w:color w:val="0070C0"/>
-          <w:lang w:val="es-MX"/>
-        </w:rPr>
-      </w:pPr>
-      <w:r>
-        <w:rPr>
-          <w:color w:val="0070C0"/>
-          <w:lang w:val="es-MX"/>
-        </w:rPr>
-        <w:t>42:45</w:t>
       </w:r>
     </w:p>
     <w:p>
@@ -8576,22 +8032,6 @@
       <w:pPr>
         <w:jc w:val="both"/>
         <w:rPr>
-          <w:color w:val="0070C0"/>
-          <w:lang w:val="es-MX"/>
-        </w:rPr>
-      </w:pPr>
-      <w:r>
-        <w:rPr>
-          <w:color w:val="0070C0"/>
-          <w:lang w:val="es-MX"/>
-        </w:rPr>
-        <w:t>44:53</w:t>
-      </w:r>
-    </w:p>
-    <w:p>
-      <w:pPr>
-        <w:jc w:val="both"/>
-        <w:rPr>
           <w:color w:val="0A0A0A"/>
           <w:lang w:val="es-MX"/>
         </w:rPr>
@@ -8738,22 +8178,6 @@
           <w:lang w:val="es-MX"/>
         </w:rPr>
         <w:t>Como estudiantes de maestría y doctorado. Además de los de psicología y hoy los de educación un poquito. Sí. O sea, vienen de distintas disciplinas.</w:t>
-      </w:r>
-    </w:p>
-    <w:p>
-      <w:pPr>
-        <w:jc w:val="both"/>
-        <w:rPr>
-          <w:color w:val="0070C0"/>
-          <w:lang w:val="es-MX"/>
-        </w:rPr>
-      </w:pPr>
-      <w:r>
-        <w:rPr>
-          <w:color w:val="0070C0"/>
-          <w:lang w:val="es-MX"/>
-        </w:rPr>
-        <w:t>46:18</w:t>
       </w:r>
     </w:p>
     <w:p>
@@ -8940,22 +8364,6 @@
       <w:pPr>
         <w:jc w:val="both"/>
         <w:rPr>
-          <w:color w:val="0070C0"/>
-          <w:lang w:val="es-MX"/>
-        </w:rPr>
-      </w:pPr>
-      <w:r>
-        <w:rPr>
-          <w:color w:val="0070C0"/>
-          <w:lang w:val="es-MX"/>
-        </w:rPr>
-        <w:t>47:40</w:t>
-      </w:r>
-    </w:p>
-    <w:p>
-      <w:pPr>
-        <w:jc w:val="both"/>
-        <w:rPr>
           <w:color w:val="0A0A0A"/>
           <w:lang w:val="es-MX"/>
         </w:rPr>
@@ -9151,22 +8559,6 @@
           <w:lang w:val="es-MX"/>
         </w:rPr>
         <w:t>Y tengo ahí los códigos de cómo calificarlas. Pero porque él supo, si no nos das permiso, vamos a construir las propias. No ocupamos tus escalas.</w:t>
-      </w:r>
-    </w:p>
-    <w:p>
-      <w:pPr>
-        <w:jc w:val="both"/>
-        <w:rPr>
-          <w:color w:val="0070C0"/>
-          <w:lang w:val="es-MX"/>
-        </w:rPr>
-      </w:pPr>
-      <w:r>
-        <w:rPr>
-          <w:color w:val="0070C0"/>
-          <w:lang w:val="es-MX"/>
-        </w:rPr>
-        <w:t>48:37</w:t>
       </w:r>
     </w:p>
     <w:p>
@@ -9316,22 +8708,6 @@
       <w:pPr>
         <w:jc w:val="both"/>
         <w:rPr>
-          <w:color w:val="0070C0"/>
-          <w:lang w:val="es-MX"/>
-        </w:rPr>
-      </w:pPr>
-      <w:r>
-        <w:rPr>
-          <w:color w:val="0070C0"/>
-          <w:lang w:val="es-MX"/>
-        </w:rPr>
-        <w:t>49:16</w:t>
-      </w:r>
-    </w:p>
-    <w:p>
-      <w:pPr>
-        <w:jc w:val="both"/>
-        <w:rPr>
           <w:color w:val="0A0A0A"/>
           <w:lang w:val="es-MX"/>
         </w:rPr>
@@ -9581,22 +8957,6 @@
           <w:lang w:val="es-MX"/>
         </w:rPr>
         <w:t>Sí, sí, la estoy esperando, la estamos buscando ahora en licenciatura, pero no, no, o sea, no, no, ya no estoy, mi paciencia para, para no compartir los mismos ideales. O al menos que la gente...Que la gente confíe en nosotros, en estos procesos de largo plazo que sabemos que dan resultados.</w:t>
-      </w:r>
-    </w:p>
-    <w:p>
-      <w:pPr>
-        <w:jc w:val="both"/>
-        <w:rPr>
-          <w:color w:val="0070C0"/>
-          <w:lang w:val="es-MX"/>
-        </w:rPr>
-      </w:pPr>
-      <w:r>
-        <w:rPr>
-          <w:color w:val="0070C0"/>
-          <w:lang w:val="es-MX"/>
-        </w:rPr>
-        <w:t>50:39</w:t>
       </w:r>
     </w:p>
     <w:p>
@@ -9880,22 +9240,6 @@
       <w:pPr>
         <w:jc w:val="both"/>
         <w:rPr>
-          <w:color w:val="0070C0"/>
-          <w:lang w:val="es-MX"/>
-        </w:rPr>
-      </w:pPr>
-      <w:r>
-        <w:rPr>
-          <w:color w:val="0070C0"/>
-          <w:lang w:val="es-MX"/>
-        </w:rPr>
-        <w:t>51:55</w:t>
-      </w:r>
-    </w:p>
-    <w:p>
-      <w:pPr>
-        <w:jc w:val="both"/>
-        <w:rPr>
           <w:color w:val="0A0A0A"/>
           <w:lang w:val="es-MX"/>
         </w:rPr>
@@ -10024,22 +9368,6 @@
           <w:lang w:val="es-MX"/>
         </w:rPr>
         <w:t>Más bien somos... Somos protagonistas de la investigación, pero no más, ¿no? Así que no sé si les vayan a contestar, pero puedo... Puedo preguntarles. Es decir, les puedo contar.</w:t>
-      </w:r>
-    </w:p>
-    <w:p>
-      <w:pPr>
-        <w:jc w:val="both"/>
-        <w:rPr>
-          <w:color w:val="0070C0"/>
-          <w:lang w:val="es-MX"/>
-        </w:rPr>
-      </w:pPr>
-      <w:r>
-        <w:rPr>
-          <w:color w:val="0070C0"/>
-          <w:lang w:val="es-MX"/>
-        </w:rPr>
-        <w:t>53:05</w:t>
       </w:r>
     </w:p>
     <w:p>
